--- a/STP.docx
+++ b/STP.docx
@@ -26465,7 +26465,7 @@
                 <w:sz w:val="20"/>
                 <w:szCs w:val="20"/>
               </w:rPr>
-              <w:t xml:space="preserve">• Day 16: 12,000 x 349/365 = 11,474.52 - 600 = Rs 10,874.</w:t>
+              <w:t xml:space="preserve">• Day 16: 12,000 x 349/365 = 11,473.97 - 600 = Rs 10,873.</w:t>
             </w:r>
           </w:p>
           <w:p>
